--- a/Dokumentasi/Batu Brak.docx
+++ b/Dokumentasi/Batu Brak.docx
@@ -9,6 +9,8 @@
           <w:bottom w:val="single" w:sz="6" w:space="1" w:color="auto"/>
         </w:pBdr>
       </w:pPr>
+      <w:bookmarkStart w:id="0" w:name="_GoBack"/>
+      <w:bookmarkEnd w:id="0"/>
       <w:r>
         <w:t>Batu Brak</w:t>
       </w:r>
@@ -24,8 +26,6 @@
           <w:szCs w:val="28"/>
         </w:rPr>
       </w:pPr>
-      <w:bookmarkStart w:id="0" w:name="_GoBack"/>
-      <w:bookmarkEnd w:id="0"/>
       <w:r>
         <w:rPr>
           <w:b/>
@@ -173,23 +173,7 @@
           <w:sz w:val="28"/>
           <w:szCs w:val="28"/>
         </w:rPr>
-        <w:t>, 2 batu datar, dan beberapa batu kelompok. Situs ini ditemukan oleh masyarakat lokal sekitar tahun 1931. Pada 1994 dan 1989, ditempat terpisah dilakukan pemugaran berupa rekonstruksi dan reposisi batuan terkait situs ini oleh Pemerintah Kabupaten Lampung Barat kala itu.</w:t>
-      </w:r>
-      <w:r>
-        <w:rPr>
-          <w:color w:val="202122"/>
-          <w:sz w:val="28"/>
-          <w:szCs w:val="28"/>
-        </w:rPr>
-        <w:t xml:space="preserve"> </w:t>
-      </w:r>
-      <w:r>
-        <w:rPr>
-          <w:color w:val="202122"/>
-          <w:sz w:val="28"/>
-          <w:szCs w:val="28"/>
-        </w:rPr>
-        <w:t>Had Lampung merupakan warisan budaya sejak periode sebelum nama </w:t>
+        <w:t>, 2 batu datar, dan beberapa batu kelompok. Situs ini ditemukan oleh masyarakat lokal sekitar tahun 1931. Pada 1994 dan 1989, ditempat terpisah dilakukan pemugaran berupa rekonstruksi dan reposisi batuan terkait situs ini oleh Pemerintah Kabupaten Lampung Barat kala itu. Had Lampung merupakan warisan budaya sejak periode sebelum nama </w:t>
       </w:r>
       <w:hyperlink r:id="rId9" w:tooltip="Indonesia" w:history="1">
         <w:r>
